--- a/ML_System_Design/ML_SD_M14_Computer_Vision.docx
+++ b/ML_System_Design/ML_SD_M14_Computer_Vision.docx
@@ -545,7 +545,7 @@
       <w:r>
         <w:drawing>
           <wp:inline>
-            <wp:extent cx="5334000" cy="2750170"/>
+            <wp:extent cx="5727700" cy="2953159"/>
             <wp:effectExtent b="0" l="0" r="0" t="0"/>
             <wp:docPr descr="Three CV tasks side by side: classification outputs one label, detection outputs boxes plus labels, segmentation outputs a per-pixel mask." title="" id="10" name="Picture"/>
             <a:graphic>
@@ -566,7 +566,7 @@
                   <pic:spPr bwMode="auto">
                     <a:xfrm>
                       <a:off x="0" y="0"/>
-                      <a:ext cx="5334000" cy="2750170"/>
+                      <a:ext cx="5727700" cy="2953159"/>
                     </a:xfrm>
                     <a:prstGeom prst="rect">
                       <a:avLst/>
@@ -1084,7 +1084,7 @@
       <w:r>
         <w:drawing>
           <wp:inline>
-            <wp:extent cx="5334000" cy="2750170"/>
+            <wp:extent cx="5727700" cy="2953159"/>
             <wp:effectExtent b="0" l="0" r="0" t="0"/>
             <wp:docPr descr="The CV pipeline: raw image goes through preprocess, then the model backbone, then postprocess, producing a label, boxes, or mask." title="" id="17" name="Picture"/>
             <a:graphic>
@@ -1105,7 +1105,7 @@
                   <pic:spPr bwMode="auto">
                     <a:xfrm>
                       <a:off x="0" y="0"/>
-                      <a:ext cx="5334000" cy="2750170"/>
+                      <a:ext cx="5727700" cy="2953159"/>
                     </a:xfrm>
                     <a:prstGeom prst="rect">
                       <a:avLst/>
@@ -1567,7 +1567,7 @@
       <w:r>
         <w:drawing>
           <wp:inline>
-            <wp:extent cx="5334000" cy="2750170"/>
+            <wp:extent cx="5727700" cy="2953159"/>
             <wp:effectExtent b="0" l="0" r="0" t="0"/>
             <wp:docPr descr="CNN vs Vision Transformer: CNNs slide local filters and stack layers; ViTs cut the image into patches and use attention so every patch sees every other." title="" id="24" name="Picture"/>
             <a:graphic>
@@ -1588,7 +1588,7 @@
                   <pic:spPr bwMode="auto">
                     <a:xfrm>
                       <a:off x="0" y="0"/>
-                      <a:ext cx="5334000" cy="2750170"/>
+                      <a:ext cx="5727700" cy="2953159"/>
                     </a:xfrm>
                     <a:prstGeom prst="rect">
                       <a:avLst/>
@@ -2089,7 +2089,7 @@
       <w:r>
         <w:drawing>
           <wp:inline>
-            <wp:extent cx="5334000" cy="2750170"/>
+            <wp:extent cx="5727700" cy="2953159"/>
             <wp:effectExtent b="0" l="0" r="0" t="0"/>
             <wp:docPr descr="Visual search flow: the query image is embedded into a vector, looked up in an ANN vector index, and the top-K most similar catalog images are returned." title="" id="32" name="Picture"/>
             <a:graphic>
@@ -2110,7 +2110,7 @@
                   <pic:spPr bwMode="auto">
                     <a:xfrm>
                       <a:off x="0" y="0"/>
-                      <a:ext cx="5334000" cy="2750170"/>
+                      <a:ext cx="5727700" cy="2953159"/>
                     </a:xfrm>
                     <a:prstGeom prst="rect">
                       <a:avLst/>
@@ -2502,7 +2502,7 @@
       <w:r>
         <w:drawing>
           <wp:inline>
-            <wp:extent cx="5334000" cy="2750170"/>
+            <wp:extent cx="5727700" cy="2953159"/>
             <wp:effectExtent b="0" l="0" r="0" t="0"/>
             <wp:docPr descr="Image augmentation fan-out: one original training image produces flipped, cropped, colour-jittered, rotated, cutout, and noisy versions." title="" id="39" name="Picture"/>
             <a:graphic>
@@ -2523,7 +2523,7 @@
                   <pic:spPr bwMode="auto">
                     <a:xfrm>
                       <a:off x="0" y="0"/>
-                      <a:ext cx="5334000" cy="2750170"/>
+                      <a:ext cx="5727700" cy="2953159"/>
                     </a:xfrm>
                     <a:prstGeom prst="rect">
                       <a:avLst/>
@@ -3070,7 +3070,7 @@
       <w:r>
         <w:drawing>
           <wp:inline>
-            <wp:extent cx="5334000" cy="2750170"/>
+            <wp:extent cx="5727700" cy="2953159"/>
             <wp:effectExtent b="0" l="0" r="0" t="0"/>
             <wp:docPr descr="Serving CV models: incoming requests A, B, C are grouped by a batcher and run together on the GPU in parallel; a bigger batch means higher throughput but more waiting." title="" id="47" name="Picture"/>
             <a:graphic>
@@ -3091,7 +3091,7 @@
                   <pic:spPr bwMode="auto">
                     <a:xfrm>
                       <a:off x="0" y="0"/>
-                      <a:ext cx="5334000" cy="2750170"/>
+                      <a:ext cx="5727700" cy="2953159"/>
                     </a:xfrm>
                     <a:prstGeom prst="rect">
                       <a:avLst/>
@@ -3795,7 +3795,7 @@
       <w:r>
         <w:drawing>
           <wp:inline>
-            <wp:extent cx="5334000" cy="2742568"/>
+            <wp:extent cx="5727700" cy="2944995"/>
             <wp:effectExtent b="0" l="0" r="0" t="0"/>
             <wp:docPr descr="Content moderation flow: user uploads an image, the CV model scores risk, threshold + policy rules route to allow, auto-block, or human review; reviewer labels feed back to retraining." title="" id="55" name="Picture"/>
             <a:graphic>
@@ -3816,7 +3816,7 @@
                   <pic:spPr bwMode="auto">
                     <a:xfrm>
                       <a:off x="0" y="0"/>
-                      <a:ext cx="5334000" cy="2742568"/>
+                      <a:ext cx="5727700" cy="2944995"/>
                     </a:xfrm>
                     <a:prstGeom prst="rect">
                       <a:avLst/>
@@ -4194,7 +4194,7 @@
       <w:r>
         <w:drawing>
           <wp:inline>
-            <wp:extent cx="5334000" cy="2750170"/>
+            <wp:extent cx="5727700" cy="2953159"/>
             <wp:effectExtent b="0" l="0" r="0" t="0"/>
             <wp:docPr descr="OCR pipeline: a document image goes through text-region detection, then character recognition per box, then assembly into text plus layout." title="" id="59" name="Picture"/>
             <a:graphic>
@@ -4215,7 +4215,7 @@
                   <pic:spPr bwMode="auto">
                     <a:xfrm>
                       <a:off x="0" y="0"/>
-                      <a:ext cx="5334000" cy="2750170"/>
+                      <a:ext cx="5727700" cy="2953159"/>
                     </a:xfrm>
                     <a:prstGeom prst="rect">
                       <a:avLst/>
@@ -7675,6 +7675,8 @@
       <w:footnotePr>
         <w:numRestart w:val="eachSect"/>
       </w:footnotePr>
+      <w:pgSz w:h="16838" w:w="11906"/>
+      <w:pgMar w:bottom="1440" w:footer="720" w:gutter="0" w:header="720" w:left="1440" w:right="1440" w:top="1440"/>
     </w:sectPr>
   </w:body>
 </w:document>
